--- a/thesis/Chapter3 - Methodology.docx
+++ b/thesis/Chapter3 - Methodology.docx
@@ -256,16 +256,15 @@
         <w:rPr>
           <w:rFonts w:eastAsiaTheme="minorHAnsi"/>
         </w:rPr>
-        <w:t>The Prototyping model is a software process model in which a working version of the system is built early, shown to the client, and refined repeatedly until the client is satisfied. Unlike the Waterfall model, which follows a straight and sequential workflow where each phase is completed before the next begins, prototyping accepts that requirements become clear through use rather than through documentation alone, and it therefore plans for the initial design to be wrong (Chong Er Juan &amp; Wahid, 2021). This model was selected for the PSM Assessment System because the administrative rules it must enforce are not stated anywhere in a form the developer can read. The official Lampiran forms fix the weightings and the marking scale, but the workflow around them exists only in the practice of the coordinator, and the faculty's own senior project reports describe the difficulties that arise when these working assumptions are never written down (Chong &amp; Arbaiy, 2022; Nor Azim &amp; Arbaiy, 2022). A prototype lets the coordinator see a proposed rule in operation and correct it, which is considerably cheaper than correcting it after a framework built on the wrong rule has been completed. Prototyping has been adopted for the same reason by comparable faculty systems, including the FSKTM supervision system and the assessment systems that followed it (Chong Er Juan &amp; Wahid, 2021; Che Adnan &amp; Hafit, 2025). This model is illustrated in Figure 3.1, and it consists of requirement gathering and analysis, quick design, building a prototype, client evaluation, refining the prototype, and implementation and maintenance.</w:t>
+        <w:t xml:space="preserve">The Prototyping model is a software process model in which a working version of the system is built early, shown to the client, and refined repeatedly until the client is satisfied. Unlike the Waterfall model, which follows a straight and sequential workflow where each phase is completed before the next begins, prototyping accepts that requirements become clear through use rather than through documentation alone, and it therefore plans for the initial design to be wrong (Chong Er Juan &amp; Wahid, 2021). This model was selected for the PSM Assessment System because the administrative rules it must enforce are not stated anywhere in a form the developer can read. The official Lampiran forms fix the weightings and the marking scale, but the workflow around them exists only in the practice of the coordinator, and the faculty's own senior project reports describe the difficulties that arise when these working assumptions are never written down (Chong &amp; Arbaiy, 2022; Nor Azim &amp; </w:t>
       </w:r>
-      <w:proofErr w:type="spellStart"/>
-      <w:proofErr w:type="spellEnd"/>
-      <w:proofErr w:type="spellStart"/>
-      <w:proofErr w:type="spellEnd"/>
-      <w:proofErr w:type="spellStart"/>
-      <w:proofErr w:type="spellEnd"/>
-      <w:proofErr w:type="spellStart"/>
-      <w:proofErr w:type="spellEnd"/>
+      <w:r>
+        <w:rPr>
+          <w:rFonts w:eastAsiaTheme="minorHAnsi"/>
+        </w:rPr>
+        <w:lastRenderedPageBreak/>
+        <w:t>Arbaiy, 2022). A prototype lets the coordinator see a proposed rule in operation and correct it, which is considerably cheaper than correcting it after a framework built on the wrong rule has been completed. Prototyping has been adopted for the same reason by comparable faculty systems, including the FSKTM supervision system and the assessment systems that followed it (Chong Er Juan &amp; Wahid, 2021; Che Adnan &amp; Hafit, 2025). This model is illustrated in Figure 3.1, and it consists of requirement gathering and analysis, quick design, building a prototype, client evaluation, refining the prototype, and implementation and maintenance.</w:t>
+      </w:r>
     </w:p>
     <w:p>
       <w:pPr>
@@ -283,22 +282,26 @@
         </w:rPr>
       </w:pPr>
       <w:r>
+        <w:rPr>
+          <w:noProof/>
+        </w:rPr>
         <w:drawing>
-          <wp:inline xmlns:a="http://schemas.openxmlformats.org/drawingml/2006/main" xmlns:pic="http://schemas.openxmlformats.org/drawingml/2006/picture">
+          <wp:inline distT="0" distB="0" distL="0" distR="0" wp14:anchorId="1F10826B" wp14:editId="5767F3E0">
             <wp:extent cx="5400000" cy="2376000"/>
+            <wp:effectExtent l="0" t="0" r="0" b="0"/>
             <wp:docPr id="19" name="Picture 19"/>
             <wp:cNvGraphicFramePr>
-              <a:graphicFrameLocks noChangeAspect="1"/>
+              <a:graphicFrameLocks xmlns:a="http://schemas.openxmlformats.org/drawingml/2006/main" noChangeAspect="1"/>
             </wp:cNvGraphicFramePr>
-            <a:graphic>
+            <a:graphic xmlns:a="http://schemas.openxmlformats.org/drawingml/2006/main">
               <a:graphicData uri="http://schemas.openxmlformats.org/drawingml/2006/picture">
-                <pic:pic>
+                <pic:pic xmlns:pic="http://schemas.openxmlformats.org/drawingml/2006/picture">
                   <pic:nvPicPr>
                     <pic:cNvPr id="0" name="prototype_model.png"/>
                     <pic:cNvPicPr/>
                   </pic:nvPicPr>
                   <pic:blipFill>
-                    <a:blip r:embed="rId11"/>
+                    <a:blip r:embed="rId7"/>
                     <a:stretch>
                       <a:fillRect/>
                     </a:stretch>
@@ -308,7 +311,9 @@
                       <a:off x="0" y="0"/>
                       <a:ext cx="5400000" cy="2376000"/>
                     </a:xfrm>
-                    <a:prstGeom prst="rect"/>
+                    <a:prstGeom prst="rect">
+                      <a:avLst/>
+                    </a:prstGeom>
                   </pic:spPr>
                 </pic:pic>
               </a:graphicData>
@@ -319,6 +324,65 @@
     </w:p>
     <w:p>
       <w:pPr>
+        <w:jc w:val="center"/>
+        <w:rPr>
+          <w:rFonts w:eastAsiaTheme="minorHAnsi"/>
+        </w:rPr>
+      </w:pPr>
+      <w:r>
+        <w:rPr>
+          <w:rFonts w:eastAsiaTheme="minorHAnsi"/>
+          <w:noProof/>
+        </w:rPr>
+        <w:drawing>
+          <wp:inline distT="0" distB="0" distL="0" distR="0" wp14:anchorId="31B69805" wp14:editId="44F2B2C9">
+            <wp:extent cx="4448175" cy="2224088"/>
+            <wp:effectExtent l="0" t="0" r="0" b="5080"/>
+            <wp:docPr id="88452821" name="Picture 6"/>
+            <wp:cNvGraphicFramePr>
+              <a:graphicFrameLocks xmlns:a="http://schemas.openxmlformats.org/drawingml/2006/main" noChangeAspect="1"/>
+            </wp:cNvGraphicFramePr>
+            <a:graphic xmlns:a="http://schemas.openxmlformats.org/drawingml/2006/main">
+              <a:graphicData uri="http://schemas.openxmlformats.org/drawingml/2006/picture">
+                <pic:pic xmlns:pic="http://schemas.openxmlformats.org/drawingml/2006/picture">
+                  <pic:nvPicPr>
+                    <pic:cNvPr id="0" name="Picture 2"/>
+                    <pic:cNvPicPr>
+                      <a:picLocks noChangeAspect="1" noChangeArrowheads="1"/>
+                    </pic:cNvPicPr>
+                  </pic:nvPicPr>
+                  <pic:blipFill>
+                    <a:blip r:embed="rId8">
+                      <a:extLst>
+                        <a:ext uri="{28A0092B-C50C-407E-A947-70E740481C1C}">
+                          <a14:useLocalDpi xmlns:a14="http://schemas.microsoft.com/office/drawing/2010/main" val="0"/>
+                        </a:ext>
+                      </a:extLst>
+                    </a:blip>
+                    <a:srcRect/>
+                    <a:stretch>
+                      <a:fillRect/>
+                    </a:stretch>
+                  </pic:blipFill>
+                  <pic:spPr bwMode="auto">
+                    <a:xfrm>
+                      <a:off x="0" y="0"/>
+                      <a:ext cx="4454176" cy="2227088"/>
+                    </a:xfrm>
+                    <a:prstGeom prst="rect">
+                      <a:avLst/>
+                    </a:prstGeom>
+                    <a:noFill/>
+                  </pic:spPr>
+                </pic:pic>
+              </a:graphicData>
+            </a:graphic>
+          </wp:inline>
+        </w:drawing>
+      </w:r>
+    </w:p>
+    <w:p>
+      <w:pPr>
         <w:spacing w:line="240" w:lineRule="auto"/>
         <w:jc w:val="center"/>
         <w:rPr>
@@ -381,6 +445,7 @@
           <w:bCs/>
           <w:iCs/>
         </w:rPr>
+        <w:lastRenderedPageBreak/>
         <w:t>Phase 1: Requirement Gathering and Analysis</w:t>
       </w:r>
       <w:bookmarkEnd w:id="4"/>
@@ -511,7 +576,14 @@
         <w:rPr>
           <w:rFonts w:eastAsiaTheme="minorHAnsi"/>
         </w:rPr>
-        <w:t>In this phase the proposed system was implemented as a working prototype. It was built as a decoupled web application, with a stateless Laravel application programming interface over a PostgreSQL database and a React single-page client, because that separation lets a rule change on the server reach every user without the client being rebuilt, and because the web based approach is the one the comparable faculty systems adopted (Arumugam &amp; Abd Ishak, 2025; CIO Wiki, 2023). Access is controlled by role based access control, so a student, a supervisor, an examiner and a coordinator each hold different permissions over the same record (NIST, 2022). The prototype covered the six use cases specified in Chapter 4: login and authentication, manage title and registration, manage milestone, manage evaluation, generate report, and manage alert and notification. This phase directly supports Objective 2, which is to develop the proposed system using a web based approach for students, supervisors and coordinators.</w:t>
+        <w:t xml:space="preserve">In this phase the proposed system was implemented as a working prototype. It was built as a decoupled web application, with a stateless Laravel application programming interface over a PostgreSQL database and a React single-page client, because that </w:t>
+      </w:r>
+      <w:r>
+        <w:rPr>
+          <w:rFonts w:eastAsiaTheme="minorHAnsi"/>
+        </w:rPr>
+        <w:lastRenderedPageBreak/>
+        <w:t>separation lets a rule change on the server reach every user without the client being rebuilt, and because the web based approach is the one the comparable faculty systems adopted (Arumugam &amp; Abd Ishak, 2025; CIO Wiki, 2023). Access is controlled by role based access control, so a student, a supervisor, an examiner and a coordinator each hold different permissions over the same record (NIST, 2022). The prototype covered the six use cases specified in Chapter 4: login and authentication, manage title and registration, manage milestone, manage evaluation, generate report, and manage alert and notification. This phase directly supports Objective 2, which is to develop the proposed system using a web based approach for students, supervisors and coordinators.</w:t>
       </w:r>
     </w:p>
     <w:p>
@@ -626,7 +698,15 @@
           <w:rFonts w:eastAsiaTheme="minorHAnsi"/>
           <w:lang w:val="en-MY"/>
         </w:rPr>
-        <w:t>The findings of each evaluation were folded back into the prototype and the affected phases were repeated, which is the feedback loop shown in Figure 3.1. Where a rule had been modelled wrongly, the correction began at requirement gathering rather than at the screen, so the change reached the schema, the service and the interface together instead of being patched into the interface alone. This phase produced the system described in Chapter 5, and it is the phase that supports Objective 2 directly, because the requirements were refined by the users themselves rather than by the developer on their behalf.</w:t>
+        <w:t xml:space="preserve">The findings of each evaluation were folded back into the prototype and the affected phases were repeated, which is the feedback loop shown in Figure 3.1. Where a rule had been modelled wrongly, the correction began at requirement gathering rather than at the screen, so the change reached the schema, the service and the interface together instead of being patched into the interface alone. This phase produced the system described in Chapter 5, and it is the phase that supports Objective 2 directly, because </w:t>
+      </w:r>
+      <w:r>
+        <w:rPr>
+          <w:rFonts w:eastAsiaTheme="minorHAnsi"/>
+          <w:lang w:val="en-MY"/>
+        </w:rPr>
+        <w:lastRenderedPageBreak/>
+        <w:t>the requirements were refined by the users themselves rather than by the developer on their behalf.</w:t>
       </w:r>
     </w:p>
     <w:p>
@@ -660,6 +740,14 @@
           <w:szCs w:val="18"/>
         </w:rPr>
         <w:t>Table 3.1:</w:t>
+      </w:r>
+      <w:r>
+        <w:rPr>
+          <w:rFonts w:eastAsiaTheme="minorHAnsi"/>
+          <w:b/>
+          <w:iCs/>
+          <w:szCs w:val="18"/>
+        </w:rPr>
         <w:tab/>
         <w:t>Mapping of Research Objectives with Evaluation Focus</w:t>
       </w:r>
@@ -739,9 +827,12 @@
         </w:tc>
       </w:tr>
       <w:tr>
+        <w:trPr>
+          <w:jc w:val="center"/>
+        </w:trPr>
         <w:tc>
           <w:tcPr>
-            <w:tcW w:type="dxa" w:w="1890"/>
+            <w:tcW w:w="1890" w:type="dxa"/>
           </w:tcPr>
           <w:p>
             <w:r>
@@ -751,7 +842,7 @@
         </w:tc>
         <w:tc>
           <w:tcPr>
-            <w:tcW w:type="dxa" w:w="5579"/>
+            <w:tcW w:w="5579" w:type="dxa"/>
           </w:tcPr>
           <w:p>
             <w:r>
@@ -761,9 +852,12 @@
         </w:tc>
       </w:tr>
       <w:tr>
+        <w:trPr>
+          <w:jc w:val="center"/>
+        </w:trPr>
         <w:tc>
           <w:tcPr>
-            <w:tcW w:type="dxa" w:w="1890"/>
+            <w:tcW w:w="1890" w:type="dxa"/>
           </w:tcPr>
           <w:p>
             <w:r>
@@ -773,7 +867,7 @@
         </w:tc>
         <w:tc>
           <w:tcPr>
-            <w:tcW w:type="dxa" w:w="5579"/>
+            <w:tcW w:w="5579" w:type="dxa"/>
           </w:tcPr>
           <w:p>
             <w:r>
@@ -783,9 +877,12 @@
         </w:tc>
       </w:tr>
       <w:tr>
+        <w:trPr>
+          <w:jc w:val="center"/>
+        </w:trPr>
         <w:tc>
           <w:tcPr>
-            <w:tcW w:type="dxa" w:w="1890"/>
+            <w:tcW w:w="1890" w:type="dxa"/>
           </w:tcPr>
           <w:p>
             <w:r>
@@ -795,7 +892,7 @@
         </w:tc>
         <w:tc>
           <w:tcPr>
-            <w:tcW w:type="dxa" w:w="5579"/>
+            <w:tcW w:w="5579" w:type="dxa"/>
           </w:tcPr>
           <w:p>
             <w:r>
@@ -886,10 +983,15 @@
         <w:rPr>
           <w:rFonts w:eastAsiaTheme="minorHAnsi"/>
         </w:rPr>
-        <w:t>This chapter has presented the methodology adopted for the design and implementation of the proposed PSM Assessment System. The Prototyping model was selected because the administrative rules of PSM are held in the practice of the faculty rather than in a document, and prototyping is the process that allows those rules to be discovered and corrected by the people who apply them. The chapter set out the five phases carried out, from requirement gathering through to implementation and maintenance, and showed how the objectives of the project are satisfied by the phases. The next chapter presents the analysis and design produced by those phases.</w:t>
+        <w:t xml:space="preserve">This chapter has presented the methodology adopted for the design and implementation of the proposed PSM Assessment System. The Prototyping model was selected because the administrative rules of PSM are held in the practice of the faculty rather than in a document, and prototyping is the process that allows those rules to be discovered and corrected by the people who apply them. The chapter set out the five </w:t>
       </w:r>
-      <w:proofErr w:type="spellStart"/>
-      <w:proofErr w:type="spellEnd"/>
+      <w:r>
+        <w:rPr>
+          <w:rFonts w:eastAsiaTheme="minorHAnsi"/>
+        </w:rPr>
+        <w:lastRenderedPageBreak/>
+        <w:t>phases carried out, from requirement gathering through to implementation and maintenance, and showed how the objectives of the project are satisfied by the phases. The next chapter presents the analysis and design produced by those phases.</w:t>
+      </w:r>
     </w:p>
     <w:p>
       <w:pPr>
@@ -917,7 +1019,7 @@
       </w:pPr>
     </w:p>
     <w:sectPr>
-      <w:footerReference w:type="default" r:id="rId8"/>
+      <w:footerReference w:type="default" r:id="rId9"/>
       <w:pgSz w:w="11906" w:h="16838" w:code="9"/>
       <w:pgMar w:top="1418" w:right="1418" w:bottom="1418" w:left="2268" w:header="706" w:footer="706" w:gutter="0"/>
       <w:cols w:space="708"/>
